--- a/Backend/Director_Disclosure/Output_Disclosures/2024-25/ADANI_LOGISTICS_LIMITED/DIR-8/DIR8_YOGENDRA_SHARMA_00126497.docx
+++ b/Backend/Director_Disclosure/Output_Disclosures/2024-25/ADANI_LOGISTICS_LIMITED/DIR-8/DIR8_YOGENDRA_SHARMA_00126497.docx
@@ -410,7 +410,7 @@
                 <w:b w:val="0"/>
                 <w:sz w:val="23"/>
               </w:rPr>
-              <w:t>ADANI LOGISTICS LIMITED</w:t>
+              <w:t>INLAND CONWARE (LUDHIANA) PRIVATE LIMITED</w:t>
             </w:r>
           </w:p>
         </w:tc>
@@ -474,6 +474,14 @@
               <w:spacing w:after="0"/>
               <w:jc w:val="both"/>
             </w:pPr>
+            <w:r>
+              <w:rPr>
+                <w:rFonts w:ascii="Adani" w:hAnsi="Adani" w:eastAsia="Adani" w:cs="Adani"/>
+                <w:b w:val="0"/>
+                <w:sz w:val="23"/>
+              </w:rPr>
+              <w:t>ADANI LOGISTICS LIMITED</w:t>
+            </w:r>
           </w:p>
         </w:tc>
         <w:tc>
@@ -485,6 +493,14 @@
               <w:spacing w:after="0"/>
               <w:jc w:val="center"/>
             </w:pPr>
+            <w:r>
+              <w:rPr>
+                <w:rFonts w:ascii="Adani" w:hAnsi="Adani" w:eastAsia="Adani" w:cs="Adani"/>
+                <w:b w:val="0"/>
+                <w:sz w:val="23"/>
+              </w:rPr>
+              <w:t>15/09/2007</w:t>
+            </w:r>
           </w:p>
         </w:tc>
         <w:tc>
@@ -599,7 +615,7 @@
           <w:b w:val="0"/>
           <w:sz w:val="23"/>
         </w:rPr>
-        <w:t xml:space="preserve">Date: 07th May, 2026</w:t>
+        <w:t xml:space="preserve">Date: 15th May, 2026</w:t>
         <w:tab/>
       </w:r>
     </w:p>
